--- a/docs/niw/Rahman_NIW_Support_Letter_DRAFT.docx
+++ b/docs/niw/Rahman_NIW_Support_Letter_DRAFT.docx
@@ -22,7 +22,7 @@
           <w:color w:val="605D5D"/>
           <w:sz w:val="18"/>
         </w:rPr>
-        <w:t>Founder, Forkcast  ·  shasanov@seas.harvard.edu  ·  https://seymurhh.github.io/forkcast-live/</w:t>
+        <w:t>Co-Founder, Forkcast  ·  shasanov@seas.harvard.edu  ·  https://seymurhh.github.io/forkcast-live/</w:t>
       </w:r>
     </w:p>
     <w:p>
@@ -155,7 +155,7 @@
           <w:b w:val="0"/>
           <w:color w:val="201E1D"/>
         </w:rPr>
-        <w:t xml:space="preserve">"). I am the founder of Forkcast, an AI-powered nutrition-intelligence platform for restaurant dining, developed in Boston, Massachusetts, and the subject of my own ongoing entrepreneurial work in applied machine learning for public health. I hold </w:t>
+        <w:t xml:space="preserve">"). I am a co-founder of Forkcast, an AI-powered nutrition-intelligence platform for restaurant dining, developed in Boston, Massachusetts, and the subject of my own ongoing entrepreneurial work in applied machine learning for public health. I hold </w:t>
       </w:r>
       <w:r>
         <w:rPr>
@@ -218,49 +218,43 @@
           <w:b w:val="0"/>
           <w:color w:val="201E1D"/>
         </w:rPr>
-        <w:t xml:space="preserve">Mr. </w:t>
+        <w:t>Mr. [Surname] has been my co-founder at Forkcast since [month/year], responsible for [state his true areas — e.g., strategy, market validation, and business analysis]. This was not an arms-length acquaintance: he engaged with the product, the data model, and the business plan at working depth. Concretely, I can attest to the following contributions, each of which I implemented in the shipping product:</w:t>
       </w:r>
       <w:r>
         <w:rPr>
           <w:b/>
           <w:color w:val="B43B00"/>
         </w:rPr>
-        <w:t>[Surname]</w:t>
       </w:r>
       <w:r>
         <w:rPr>
           <w:b w:val="0"/>
           <w:color w:val="201E1D"/>
         </w:rPr>
-        <w:t xml:space="preserve"> has been a close collaborator on Forkcast since </w:t>
       </w:r>
       <w:r>
         <w:rPr>
           <w:b/>
           <w:color w:val="B43B00"/>
         </w:rPr>
-        <w:t>[month/year]</w:t>
       </w:r>
       <w:r>
         <w:rPr>
           <w:b w:val="0"/>
           <w:color w:val="201E1D"/>
         </w:rPr>
-        <w:t xml:space="preserve">, in the capacity of </w:t>
       </w:r>
       <w:r>
         <w:rPr>
           <w:b/>
           <w:color w:val="B43B00"/>
         </w:rPr>
-        <w:t>[advisor / co-builder — state the true arrangement]</w:t>
       </w:r>
       <w:r>
         <w:rPr>
           <w:b w:val="0"/>
           <w:color w:val="201E1D"/>
         </w:rPr>
-        <w:t>. This was not an arms-length acquaintance: he engaged with the product, the data model, and the business plan at working depth. Concretely, I can attest to the following contributions, each of which I implemented in the shipping product:</w:t>
       </w:r>
     </w:p>
     <w:p>
@@ -403,7 +397,7 @@
           <w:b w:val="0"/>
           <w:color w:val="201E1D"/>
         </w:rPr>
-        <w:t xml:space="preserve"> applied to Forkcast — rigorous analysis of federal datasets, sound product judgment under uncertainty, financial modeling discipline, and the ability to translate technical capability into a defensible business strategy — are precisely the skills his own endeavor requires. He demonstrated them on a real product, with real constraints, and the improvements he drove are verifiable in the shipped application today. In my judgment as a founder who depends on distinguishing genuine operators from commentators, Mr. </w:t>
+        <w:t xml:space="preserve"> applied to Forkcast — rigorous analysis of federal datasets, sound product judgment under uncertainty, financial modeling discipline, and the ability to translate technical capability into a defensible business strategy — are precisely the skills his own endeavor requires. He demonstrated them on a real product, with real constraints, and the improvements he drove are verifiable in the shipped application today. In my judgment as a co-founder who depends on distinguishing genuine operators from commentators, Mr. </w:t>
       </w:r>
       <w:r>
         <w:rPr>
@@ -514,7 +508,7 @@
           <w:color w:val="605D5D"/>
           <w:sz w:val="19"/>
         </w:rPr>
-        <w:t>Founder, Forkcast</w:t>
+        <w:t>Co-Founder, Forkcast</w:t>
       </w:r>
     </w:p>
     <w:p>
